--- a/nbs/node-coord-lit-rvw.docx
+++ b/nbs/node-coord-lit-rvw.docx
@@ -52,6 +52,7 @@
         <w:rPr>
           <w:b/>
           <w:bCs/>
+          <w:noProof/>
           <w:sz w:val="36"/>
           <w:szCs w:val="36"/>
         </w:rPr>
@@ -1292,6 +1293,7 @@
   <w:style w:type="character" w:default="1" w:styleId="DefaultParagraphFont">
     <w:name w:val="Default Paragraph Font"/>
     <w:uiPriority w:val="1"/>
+    <w:semiHidden/>
     <w:unhideWhenUsed/>
   </w:style>
   <w:style w:type="table" w:default="1" w:styleId="TableNormal">
